--- a/Homework/HWLinearLightsOut/LinearLightsOutReport.docx
+++ b/Homework/HWLinearLightsOut/LinearLightsOutReport.docx
@@ -16,6 +16,9 @@
     <w:p>
       <w:pPr>
         <w:pStyle w:val="Subtitle"/>
+        <w:rPr>
+          <w:highlight w:val="yellow"/>
+        </w:rPr>
       </w:pPr>
       <w:r>
         <w:t xml:space="preserve">CSSE 220, </w:t>
@@ -24,7 +27,19 @@
         <w:rPr>
           <w:highlight w:val="yellow"/>
         </w:rPr>
-        <w:t>[Student1FullName]</w:t>
+        <w:t>[</w:t>
+      </w:r>
+      <w:r>
+        <w:rPr>
+          <w:highlight w:val="yellow"/>
+        </w:rPr>
+        <w:t>Luke Mowery</w:t>
+      </w:r>
+      <w:r>
+        <w:rPr>
+          <w:highlight w:val="yellow"/>
+        </w:rPr>
+        <w:t>]</w:t>
       </w:r>
       <w:r>
         <w:t xml:space="preserve">, </w:t>
@@ -33,7 +48,21 @@
         <w:rPr>
           <w:highlight w:val="yellow"/>
         </w:rPr>
-        <w:t>[Student2FullName]</w:t>
+        <w:t>[</w:t>
+      </w:r>
+      <w:r>
+        <w:rPr>
+          <w:i/>
+          <w:iCs/>
+          <w:highlight w:val="yellow"/>
+        </w:rPr>
+        <w:t>Will Gebelein</w:t>
+      </w:r>
+      <w:r>
+        <w:rPr>
+          <w:highlight w:val="yellow"/>
+        </w:rPr>
+        <w:t>]</w:t>
       </w:r>
     </w:p>
     <w:p>
@@ -460,15 +489,7 @@
           <w:i/>
           <w:iCs/>
         </w:rPr>
-        <w:t>Compare the GenAI-produced solution against your UML. How closely does the implementation match your design? Take note of any significant additions/</w:t>
-      </w:r>
-      <w:proofErr w:type="gramStart"/>
-      <w:r>
-        <w:rPr>
-          <w:i/>
-          <w:iCs/>
-        </w:rPr>
-        <w:t xml:space="preserve">changes, </w:t>
+        <w:t xml:space="preserve">Compare the GenAI-produced solution against your UML. How closely does the implementation match your design? Take note of any significant additions/changes, </w:t>
       </w:r>
       <w:r>
         <w:rPr>
@@ -476,15 +497,7 @@
           <w:iCs/>
         </w:rPr>
         <w:lastRenderedPageBreak/>
-        <w:t>and</w:t>
-      </w:r>
-      <w:proofErr w:type="gramEnd"/>
-      <w:r>
-        <w:rPr>
-          <w:i/>
-          <w:iCs/>
-        </w:rPr>
-        <w:t xml:space="preserve"> consider prompting the GenAI tool to explain certain implementation decisions.</w:t>
+        <w:t>and consider prompting the GenAI tool to explain certain implementation decisions.</w:t>
       </w:r>
       <w:r>
         <w:br/>
@@ -1795,7 +1808,6 @@
   <w:style w:type="character" w:default="1" w:styleId="DefaultParagraphFont">
     <w:name w:val="Default Paragraph Font"/>
     <w:uiPriority w:val="1"/>
-    <w:semiHidden/>
     <w:unhideWhenUsed/>
   </w:style>
   <w:style w:type="table" w:default="1" w:styleId="TableNormal">
@@ -2127,6 +2139,36 @@
         <w:insideV w:val="single" w:sz="4" w:space="0" w:color="auto"/>
       </w:tblBorders>
     </w:tblPr>
+  </w:style>
+  <w:style w:type="paragraph" w:styleId="HTMLPreformatted">
+    <w:name w:val="HTML Preformatted"/>
+    <w:basedOn w:val="Normal"/>
+    <w:link w:val="HTMLPreformattedChar"/>
+    <w:uiPriority w:val="99"/>
+    <w:semiHidden/>
+    <w:unhideWhenUsed/>
+    <w:rsid w:val="0044000F"/>
+    <w:pPr>
+      <w:spacing w:after="0" w:line="240" w:lineRule="auto"/>
+    </w:pPr>
+    <w:rPr>
+      <w:rFonts w:ascii="Consolas" w:hAnsi="Consolas"/>
+      <w:sz w:val="20"/>
+      <w:szCs w:val="20"/>
+    </w:rPr>
+  </w:style>
+  <w:style w:type="character" w:customStyle="1" w:styleId="HTMLPreformattedChar">
+    <w:name w:val="HTML Preformatted Char"/>
+    <w:basedOn w:val="DefaultParagraphFont"/>
+    <w:link w:val="HTMLPreformatted"/>
+    <w:uiPriority w:val="99"/>
+    <w:semiHidden/>
+    <w:rsid w:val="0044000F"/>
+    <w:rPr>
+      <w:rFonts w:ascii="Consolas" w:hAnsi="Consolas"/>
+      <w:sz w:val="20"/>
+      <w:szCs w:val="20"/>
+    </w:rPr>
   </w:style>
 </w:styles>
 </file>
